--- a/Data/Templates/시험성적서/시험성적서_multi_template.docx
+++ b/Data/Templates/시험성적서/시험성적서_multi_template.docx
@@ -4,22 +4,8 @@
   <w:body>
     <w:p>
       <w:pPr>
-        <w:jc w:val="right"/>
+        <w:jc w:val="center"/>
         <w:spacing w:before="0" w:after="120"/>
-      </w:pPr>
-      <w:r>
-        <w:rPr>
-          <w:sz w:val="16"/>
-          <w:color w:val="555555"/>
-          <w:rFonts w:ascii="맑은 고딕" w:hAnsi="맑은 고딕" w:eastAsia="맑은 고딕"/>
-        </w:rPr>
-        <w:t xml:space="preserve">성적서번호: {{성적서번호}}</w:t>
-      </w:r>
-    </w:p>
-    <w:p>
-      <w:pPr>
-        <w:jc w:val="center"/>
-        <w:spacing w:before="120" w:after="240"/>
       </w:pPr>
       <w:r>
         <w:rPr>
@@ -46,18 +32,20 @@
         <w:tblLayout w:type="fixed"/>
       </w:tblPr>
       <w:tblGrid>
-        <w:gridCol w:w="1500"/>
-        <w:gridCol w:w="3700"/>
-        <w:gridCol w:w="1500"/>
-        <w:gridCol w:w="3700"/>
+        <w:gridCol w:w="1000"/>
+        <w:gridCol w:w="2400"/>
+        <w:gridCol w:w="1000"/>
+        <w:gridCol w:w="2400"/>
+        <w:gridCol w:w="1000"/>
+        <w:gridCol w:w="2600"/>
       </w:tblGrid>
       <w:tr>
         <w:trPr>
-          <w:trHeight w:val="360" w:hRule="atLeast"/>
+          <w:trHeight w:val="220" w:hRule="atLeast"/>
         </w:trPr>
         <w:tc>
           <w:tcPr>
-            <w:tcW w:w="1500" w:type="dxa"/>
+            <w:tcW w:w="1000" w:type="dxa"/>
             <w:tcBorders>
               <w:left w:val="none"/>
               <w:right w:val="none"/>
@@ -80,7 +68,7 @@
         </w:tc>
         <w:tc>
           <w:tcPr>
-            <w:tcW w:w="3700" w:type="dxa"/>
+            <w:tcW w:w="2400" w:type="dxa"/>
             <w:tcBorders>
               <w:left w:val="none"/>
               <w:right w:val="none"/>
@@ -102,30 +90,30 @@
         </w:tc>
         <w:tc>
           <w:tcPr>
-            <w:tcW w:w="1500" w:type="dxa"/>
-            <w:tcBorders>
-              <w:left w:val="none"/>
-              <w:right w:val="none"/>
-            </w:tcBorders>
-            <w:vAlign w:val="center"/>
-          </w:tcPr>
-          <w:p>
-            <w:pPr>
-              <w:spacing w:before="20" w:after="20"/>
-              <w:jc w:val="center"/>
-            </w:pPr>
-            <w:r>
-              <w:rPr>
-                <w:b/>
-                <w:sz w:val="16"/>
-              </w:rPr>
-              <w:t xml:space="preserve">채취일자</w:t>
-            </w:r>
-          </w:p>
-        </w:tc>
-        <w:tc>
-          <w:tcPr>
-            <w:tcW w:w="3700" w:type="dxa"/>
+            <w:tcW w:w="1000" w:type="dxa"/>
+            <w:tcBorders>
+              <w:left w:val="none"/>
+              <w:right w:val="none"/>
+            </w:tcBorders>
+            <w:vAlign w:val="center"/>
+          </w:tcPr>
+          <w:p>
+            <w:pPr>
+              <w:spacing w:before="20" w:after="20"/>
+              <w:jc w:val="center"/>
+            </w:pPr>
+            <w:r>
+              <w:rPr>
+                <w:b/>
+                <w:sz w:val="16"/>
+              </w:rPr>
+              <w:t xml:space="preserve">대표자</w:t>
+            </w:r>
+          </w:p>
+        </w:tc>
+        <w:tc>
+          <w:tcPr>
+            <w:tcW w:w="2400" w:type="dxa"/>
             <w:tcBorders>
               <w:left w:val="none"/>
               <w:right w:val="none"/>
@@ -141,41 +129,86 @@
               <w:rPr>
                 <w:sz w:val="16"/>
               </w:rPr>
-              <w:t xml:space="preserve">{{채취일자}}</w:t>
+              <w:t xml:space="preserve">{{대표자}}</w:t>
+            </w:r>
+          </w:p>
+        </w:tc>
+        <w:tc>
+          <w:tcPr>
+            <w:tcW w:w="1000" w:type="dxa"/>
+            <w:tcBorders>
+              <w:left w:val="none"/>
+              <w:right w:val="none"/>
+            </w:tcBorders>
+            <w:vAlign w:val="center"/>
+          </w:tcPr>
+          <w:p>
+            <w:pPr>
+              <w:spacing w:before="20" w:after="20"/>
+              <w:jc w:val="center"/>
+            </w:pPr>
+            <w:r>
+              <w:rPr>
+                <w:b/>
+                <w:sz w:val="16"/>
+              </w:rPr>
+              <w:t xml:space="preserve">분석종료일</w:t>
+            </w:r>
+          </w:p>
+        </w:tc>
+        <w:tc>
+          <w:tcPr>
+            <w:tcW w:w="2600" w:type="dxa"/>
+            <w:tcBorders>
+              <w:left w:val="none"/>
+              <w:right w:val="none"/>
+            </w:tcBorders>
+            <w:vAlign w:val="center"/>
+          </w:tcPr>
+          <w:p>
+            <w:pPr>
+              <w:spacing w:before="20" w:after="20"/>
+              <w:jc w:val="left"/>
+            </w:pPr>
+            <w:r>
+              <w:rPr>
+                <w:sz w:val="16"/>
+              </w:rPr>
+              <w:t xml:space="preserve">{{분석종료일}}</w:t>
             </w:r>
           </w:p>
         </w:tc>
       </w:tr>
       <w:tr>
         <w:trPr>
-          <w:trHeight w:val="360" w:hRule="atLeast"/>
+          <w:trHeight w:val="220" w:hRule="atLeast"/>
         </w:trPr>
         <w:tc>
           <w:tcPr>
-            <w:tcW w:w="1500" w:type="dxa"/>
-            <w:tcBorders>
-              <w:left w:val="none"/>
-              <w:right w:val="none"/>
-            </w:tcBorders>
-            <w:vAlign w:val="center"/>
-          </w:tcPr>
-          <w:p>
-            <w:pPr>
-              <w:spacing w:before="20" w:after="20"/>
-              <w:jc w:val="center"/>
-            </w:pPr>
-            <w:r>
-              <w:rPr>
-                <w:b/>
-                <w:sz w:val="16"/>
-              </w:rPr>
-              <w:t xml:space="preserve">대표자</w:t>
-            </w:r>
-          </w:p>
-        </w:tc>
-        <w:tc>
-          <w:tcPr>
-            <w:tcW w:w="3700" w:type="dxa"/>
+            <w:tcW w:w="1000" w:type="dxa"/>
+            <w:tcBorders>
+              <w:left w:val="none"/>
+              <w:right w:val="none"/>
+            </w:tcBorders>
+            <w:vAlign w:val="center"/>
+          </w:tcPr>
+          <w:p>
+            <w:pPr>
+              <w:spacing w:before="20" w:after="20"/>
+              <w:jc w:val="center"/>
+            </w:pPr>
+            <w:r>
+              <w:rPr>
+                <w:b/>
+                <w:sz w:val="16"/>
+              </w:rPr>
+              <w:t xml:space="preserve">시료명</w:t>
+            </w:r>
+          </w:p>
+        </w:tc>
+        <w:tc>
+          <w:tcPr>
+            <w:tcW w:w="2400" w:type="dxa"/>
             <w:tcBorders>
               <w:left w:val="none"/>
               <w:right w:val="none"/>
@@ -191,36 +224,36 @@
               <w:rPr>
                 <w:sz w:val="16"/>
               </w:rPr>
-              <w:t xml:space="preserve">{{대표자}}</w:t>
-            </w:r>
-          </w:p>
-        </w:tc>
-        <w:tc>
-          <w:tcPr>
-            <w:tcW w:w="1500" w:type="dxa"/>
-            <w:tcBorders>
-              <w:left w:val="none"/>
-              <w:right w:val="none"/>
-            </w:tcBorders>
-            <w:vAlign w:val="center"/>
-          </w:tcPr>
-          <w:p>
-            <w:pPr>
-              <w:spacing w:before="20" w:after="20"/>
-              <w:jc w:val="center"/>
-            </w:pPr>
-            <w:r>
-              <w:rPr>
-                <w:b/>
-                <w:sz w:val="16"/>
-              </w:rPr>
-              <w:t xml:space="preserve">채취자</w:t>
-            </w:r>
-          </w:p>
-        </w:tc>
-        <w:tc>
-          <w:tcPr>
-            <w:tcW w:w="3700" w:type="dxa"/>
+              <w:t xml:space="preserve">{{시료명}}</w:t>
+            </w:r>
+          </w:p>
+        </w:tc>
+        <w:tc>
+          <w:tcPr>
+            <w:tcW w:w="1000" w:type="dxa"/>
+            <w:tcBorders>
+              <w:left w:val="none"/>
+              <w:right w:val="none"/>
+            </w:tcBorders>
+            <w:vAlign w:val="center"/>
+          </w:tcPr>
+          <w:p>
+            <w:pPr>
+              <w:spacing w:before="20" w:after="20"/>
+              <w:jc w:val="center"/>
+            </w:pPr>
+            <w:r>
+              <w:rPr>
+                <w:b/>
+                <w:sz w:val="16"/>
+              </w:rPr>
+              <w:t xml:space="preserve">용도</w:t>
+            </w:r>
+          </w:p>
+        </w:tc>
+        <w:tc>
+          <w:tcPr>
+            <w:tcW w:w="2400" w:type="dxa"/>
             <w:tcBorders>
               <w:left w:val="none"/>
               <w:right w:val="none"/>
@@ -236,41 +269,86 @@
               <w:rPr>
                 <w:sz w:val="16"/>
               </w:rPr>
-              <w:t xml:space="preserve">{{채취자}}</w:t>
+              <w:t xml:space="preserve">{{용도}}</w:t>
+            </w:r>
+          </w:p>
+        </w:tc>
+        <w:tc>
+          <w:tcPr>
+            <w:tcW w:w="1000" w:type="dxa"/>
+            <w:tcBorders>
+              <w:left w:val="none"/>
+              <w:right w:val="none"/>
+            </w:tcBorders>
+            <w:vAlign w:val="center"/>
+          </w:tcPr>
+          <w:p>
+            <w:pPr>
+              <w:spacing w:before="20" w:after="20"/>
+              <w:jc w:val="center"/>
+            </w:pPr>
+            <w:r>
+              <w:rPr>
+                <w:b/>
+                <w:sz w:val="16"/>
+              </w:rPr>
+              <w:t xml:space="preserve">입회자</w:t>
+            </w:r>
+          </w:p>
+        </w:tc>
+        <w:tc>
+          <w:tcPr>
+            <w:tcW w:w="2600" w:type="dxa"/>
+            <w:tcBorders>
+              <w:left w:val="none"/>
+              <w:right w:val="none"/>
+            </w:tcBorders>
+            <w:vAlign w:val="center"/>
+          </w:tcPr>
+          <w:p>
+            <w:pPr>
+              <w:spacing w:before="20" w:after="20"/>
+              <w:jc w:val="left"/>
+            </w:pPr>
+            <w:r>
+              <w:rPr>
+                <w:sz w:val="16"/>
+              </w:rPr>
+              <w:t xml:space="preserve">{{입회자}}</w:t>
             </w:r>
           </w:p>
         </w:tc>
       </w:tr>
       <w:tr>
         <w:trPr>
-          <w:trHeight w:val="360" w:hRule="atLeast"/>
+          <w:trHeight w:val="220" w:hRule="atLeast"/>
         </w:trPr>
         <w:tc>
           <w:tcPr>
-            <w:tcW w:w="1500" w:type="dxa"/>
-            <w:tcBorders>
-              <w:left w:val="none"/>
-              <w:right w:val="none"/>
-            </w:tcBorders>
-            <w:vAlign w:val="center"/>
-          </w:tcPr>
-          <w:p>
-            <w:pPr>
-              <w:spacing w:before="20" w:after="20"/>
-              <w:jc w:val="center"/>
-            </w:pPr>
-            <w:r>
-              <w:rPr>
-                <w:b/>
-                <w:sz w:val="16"/>
-              </w:rPr>
-              <w:t xml:space="preserve">시료명</w:t>
-            </w:r>
-          </w:p>
-        </w:tc>
-        <w:tc>
-          <w:tcPr>
-            <w:tcW w:w="3700" w:type="dxa"/>
+            <w:tcW w:w="1000" w:type="dxa"/>
+            <w:tcBorders>
+              <w:left w:val="none"/>
+              <w:right w:val="none"/>
+            </w:tcBorders>
+            <w:vAlign w:val="center"/>
+          </w:tcPr>
+          <w:p>
+            <w:pPr>
+              <w:spacing w:before="20" w:after="20"/>
+              <w:jc w:val="center"/>
+            </w:pPr>
+            <w:r>
+              <w:rPr>
+                <w:b/>
+                <w:sz w:val="16"/>
+              </w:rPr>
+              <w:t xml:space="preserve">채취일자</w:t>
+            </w:r>
+          </w:p>
+        </w:tc>
+        <w:tc>
+          <w:tcPr>
+            <w:tcW w:w="2400" w:type="dxa"/>
             <w:tcBorders>
               <w:left w:val="none"/>
               <w:right w:val="none"/>
@@ -286,36 +364,36 @@
               <w:rPr>
                 <w:sz w:val="16"/>
               </w:rPr>
-              <w:t xml:space="preserve">{{시료명}}</w:t>
-            </w:r>
-          </w:p>
-        </w:tc>
-        <w:tc>
-          <w:tcPr>
-            <w:tcW w:w="1500" w:type="dxa"/>
-            <w:tcBorders>
-              <w:left w:val="none"/>
-              <w:right w:val="none"/>
-            </w:tcBorders>
-            <w:vAlign w:val="center"/>
-          </w:tcPr>
-          <w:p>
-            <w:pPr>
-              <w:spacing w:before="20" w:after="20"/>
-              <w:jc w:val="center"/>
-            </w:pPr>
-            <w:r>
-              <w:rPr>
-                <w:b/>
-                <w:sz w:val="16"/>
-              </w:rPr>
-              <w:t xml:space="preserve">입회자</w:t>
-            </w:r>
-          </w:p>
-        </w:tc>
-        <w:tc>
-          <w:tcPr>
-            <w:tcW w:w="3700" w:type="dxa"/>
+              <w:t xml:space="preserve">{{채취일자}}</w:t>
+            </w:r>
+          </w:p>
+        </w:tc>
+        <w:tc>
+          <w:tcPr>
+            <w:tcW w:w="1000" w:type="dxa"/>
+            <w:tcBorders>
+              <w:left w:val="none"/>
+              <w:right w:val="none"/>
+            </w:tcBorders>
+            <w:vAlign w:val="center"/>
+          </w:tcPr>
+          <w:p>
+            <w:pPr>
+              <w:spacing w:before="20" w:after="20"/>
+              <w:jc w:val="center"/>
+            </w:pPr>
+            <w:r>
+              <w:rPr>
+                <w:b/>
+                <w:sz w:val="16"/>
+              </w:rPr>
+              <w:t xml:space="preserve">채취자</w:t>
+            </w:r>
+          </w:p>
+        </w:tc>
+        <w:tc>
+          <w:tcPr>
+            <w:tcW w:w="2400" w:type="dxa"/>
             <w:tcBorders>
               <w:left w:val="none"/>
               <w:right w:val="none"/>
@@ -331,41 +409,36 @@
               <w:rPr>
                 <w:sz w:val="16"/>
               </w:rPr>
-              <w:t xml:space="preserve">{{입회자}}</w:t>
-            </w:r>
-          </w:p>
-        </w:tc>
-      </w:tr>
-      <w:tr>
-        <w:trPr>
-          <w:trHeight w:val="360" w:hRule="atLeast"/>
-        </w:trPr>
-        <w:tc>
-          <w:tcPr>
-            <w:tcW w:w="1500" w:type="dxa"/>
-            <w:tcBorders>
-              <w:left w:val="none"/>
-              <w:right w:val="none"/>
-            </w:tcBorders>
-            <w:vAlign w:val="center"/>
-          </w:tcPr>
-          <w:p>
-            <w:pPr>
-              <w:spacing w:before="20" w:after="20"/>
-              <w:jc w:val="center"/>
-            </w:pPr>
-            <w:r>
-              <w:rPr>
-                <w:b/>
-                <w:sz w:val="16"/>
-              </w:rPr>
-              <w:t xml:space="preserve">용도</w:t>
-            </w:r>
-          </w:p>
-        </w:tc>
-        <w:tc>
-          <w:tcPr>
-            <w:tcW w:w="3700" w:type="dxa"/>
+              <w:t xml:space="preserve">{{채취자}}</w:t>
+            </w:r>
+          </w:p>
+        </w:tc>
+        <w:tc>
+          <w:tcPr>
+            <w:tcW w:w="1000" w:type="dxa"/>
+            <w:tcBorders>
+              <w:left w:val="none"/>
+              <w:right w:val="none"/>
+            </w:tcBorders>
+            <w:vAlign w:val="center"/>
+          </w:tcPr>
+          <w:p>
+            <w:pPr>
+              <w:spacing w:before="20" w:after="20"/>
+              <w:jc w:val="center"/>
+            </w:pPr>
+            <w:r>
+              <w:rPr>
+                <w:b/>
+                <w:sz w:val="16"/>
+              </w:rPr>
+              <w:t xml:space="preserve"/>
+            </w:r>
+          </w:p>
+        </w:tc>
+        <w:tc>
+          <w:tcPr>
+            <w:tcW w:w="2600" w:type="dxa"/>
             <w:tcBorders>
               <w:left w:val="none"/>
               <w:right w:val="none"/>
@@ -381,52 +454,7 @@
               <w:rPr>
                 <w:sz w:val="16"/>
               </w:rPr>
-              <w:t xml:space="preserve">{{용도}}</w:t>
-            </w:r>
-          </w:p>
-        </w:tc>
-        <w:tc>
-          <w:tcPr>
-            <w:tcW w:w="1500" w:type="dxa"/>
-            <w:tcBorders>
-              <w:left w:val="none"/>
-              <w:right w:val="none"/>
-            </w:tcBorders>
-            <w:vAlign w:val="center"/>
-          </w:tcPr>
-          <w:p>
-            <w:pPr>
-              <w:spacing w:before="20" w:after="20"/>
-              <w:jc w:val="center"/>
-            </w:pPr>
-            <w:r>
-              <w:rPr>
-                <w:b/>
-                <w:sz w:val="16"/>
-              </w:rPr>
-              <w:t xml:space="preserve">분석종료일</w:t>
-            </w:r>
-          </w:p>
-        </w:tc>
-        <w:tc>
-          <w:tcPr>
-            <w:tcW w:w="3700" w:type="dxa"/>
-            <w:tcBorders>
-              <w:left w:val="none"/>
-              <w:right w:val="none"/>
-            </w:tcBorders>
-            <w:vAlign w:val="center"/>
-          </w:tcPr>
-          <w:p>
-            <w:pPr>
-              <w:spacing w:before="20" w:after="20"/>
-              <w:jc w:val="left"/>
-            </w:pPr>
-            <w:r>
-              <w:rPr>
-                <w:sz w:val="16"/>
-              </w:rPr>
-              <w:t xml:space="preserve">{{분석종료일}}</w:t>
+              <w:t xml:space="preserve"/>
             </w:r>
           </w:p>
         </w:tc>
@@ -536,7 +564,7 @@
       </w:tblGrid>
       <w:tr>
         <w:trPr>
-          <w:trHeight w:val="320" w:hRule="atLeast"/>
+          <w:trHeight w:val="240" w:hRule="atLeast"/>
         </w:trPr>
         <w:tc>
           <w:tcPr>
@@ -547,10 +575,14 @@
               <w:right w:val="none"/>
             </w:tcBorders>
             <w:vAlign w:val="center"/>
-          </w:tcPr>
-          <w:p>
-            <w:pPr>
-              <w:spacing w:before="20" w:after="20"/>
+            <w:tcMar>
+              <w:top w:w="0" w:type="dxa"/>
+              <w:bottom w:w="0" w:type="dxa"/>
+            </w:tcMar>
+          </w:tcPr>
+          <w:p>
+            <w:pPr>
+              <w:spacing w:before="0" w:after="0" w:line="240" w:lineRule="auto"/>
               <w:jc w:val="center"/>
             </w:pPr>
             <w:r>
@@ -571,10 +603,14 @@
               <w:right w:val="none"/>
             </w:tcBorders>
             <w:vAlign w:val="center"/>
-          </w:tcPr>
-          <w:p>
-            <w:pPr>
-              <w:spacing w:before="20" w:after="20"/>
+            <w:tcMar>
+              <w:top w:w="0" w:type="dxa"/>
+              <w:bottom w:w="0" w:type="dxa"/>
+            </w:tcMar>
+          </w:tcPr>
+          <w:p>
+            <w:pPr>
+              <w:spacing w:before="0" w:after="0" w:line="240" w:lineRule="auto"/>
               <w:jc w:val="center"/>
             </w:pPr>
             <w:r>
@@ -595,10 +631,14 @@
               <w:right w:val="none"/>
             </w:tcBorders>
             <w:vAlign w:val="center"/>
-          </w:tcPr>
-          <w:p>
-            <w:pPr>
-              <w:spacing w:before="20" w:after="20"/>
+            <w:tcMar>
+              <w:top w:w="0" w:type="dxa"/>
+              <w:bottom w:w="0" w:type="dxa"/>
+            </w:tcMar>
+          </w:tcPr>
+          <w:p>
+            <w:pPr>
+              <w:spacing w:before="0" w:after="0" w:line="240" w:lineRule="auto"/>
               <w:jc w:val="center"/>
             </w:pPr>
             <w:r>
@@ -619,10 +659,14 @@
               <w:right w:val="none"/>
             </w:tcBorders>
             <w:vAlign w:val="center"/>
-          </w:tcPr>
-          <w:p>
-            <w:pPr>
-              <w:spacing w:before="20" w:after="20"/>
+            <w:tcMar>
+              <w:top w:w="0" w:type="dxa"/>
+              <w:bottom w:w="0" w:type="dxa"/>
+            </w:tcMar>
+          </w:tcPr>
+          <w:p>
+            <w:pPr>
+              <w:spacing w:before="0" w:after="0" w:line="240" w:lineRule="auto"/>
               <w:jc w:val="center"/>
             </w:pPr>
             <w:r>
@@ -643,10 +687,14 @@
               <w:right w:val="none"/>
             </w:tcBorders>
             <w:vAlign w:val="center"/>
-          </w:tcPr>
-          <w:p>
-            <w:pPr>
-              <w:spacing w:before="20" w:after="20"/>
+            <w:tcMar>
+              <w:top w:w="0" w:type="dxa"/>
+              <w:bottom w:w="0" w:type="dxa"/>
+            </w:tcMar>
+          </w:tcPr>
+          <w:p>
+            <w:pPr>
+              <w:spacing w:before="0" w:after="0" w:line="240" w:lineRule="auto"/>
               <w:jc w:val="center"/>
             </w:pPr>
             <w:r>
@@ -667,10 +715,14 @@
               <w:right w:val="none"/>
             </w:tcBorders>
             <w:vAlign w:val="center"/>
-          </w:tcPr>
-          <w:p>
-            <w:pPr>
-              <w:spacing w:before="20" w:after="20"/>
+            <w:tcMar>
+              <w:top w:w="0" w:type="dxa"/>
+              <w:bottom w:w="0" w:type="dxa"/>
+            </w:tcMar>
+          </w:tcPr>
+          <w:p>
+            <w:pPr>
+              <w:spacing w:before="0" w:after="0" w:line="240" w:lineRule="auto"/>
               <w:jc w:val="center"/>
             </w:pPr>
             <w:r>
@@ -691,10 +743,14 @@
               <w:right w:val="none"/>
             </w:tcBorders>
             <w:vAlign w:val="center"/>
-          </w:tcPr>
-          <w:p>
-            <w:pPr>
-              <w:spacing w:before="20" w:after="20"/>
+            <w:tcMar>
+              <w:top w:w="0" w:type="dxa"/>
+              <w:bottom w:w="0" w:type="dxa"/>
+            </w:tcMar>
+          </w:tcPr>
+          <w:p>
+            <w:pPr>
+              <w:spacing w:before="0" w:after="0" w:line="240" w:lineRule="auto"/>
               <w:jc w:val="center"/>
             </w:pPr>
             <w:r>
@@ -709,7 +765,7 @@
       </w:tr>
       <w:tr>
         <w:trPr>
-          <w:trHeight w:val="280" w:hRule="atLeast"/>
+          <w:trHeight w:val="240" w:hRule="atLeast"/>
         </w:trPr>
         <w:tc>
           <w:tcPr>
@@ -719,10 +775,14 @@
               <w:right w:val="none"/>
             </w:tcBorders>
             <w:vAlign w:val="center"/>
-          </w:tcPr>
-          <w:p>
-            <w:pPr>
-              <w:spacing w:before="20" w:after="20"/>
+            <w:tcMar>
+              <w:top w:w="0" w:type="dxa"/>
+              <w:bottom w:w="0" w:type="dxa"/>
+            </w:tcMar>
+          </w:tcPr>
+          <w:p>
+            <w:pPr>
+              <w:spacing w:before="0" w:after="0" w:line="240" w:lineRule="auto"/>
               <w:jc w:val="center"/>
             </w:pPr>
             <w:r>
@@ -741,10 +801,14 @@
               <w:right w:val="none"/>
             </w:tcBorders>
             <w:vAlign w:val="center"/>
-          </w:tcPr>
-          <w:p>
-            <w:pPr>
-              <w:spacing w:before="20" w:after="20"/>
+            <w:tcMar>
+              <w:top w:w="0" w:type="dxa"/>
+              <w:bottom w:w="0" w:type="dxa"/>
+            </w:tcMar>
+          </w:tcPr>
+          <w:p>
+            <w:pPr>
+              <w:spacing w:before="0" w:after="0" w:line="240" w:lineRule="auto"/>
               <w:jc w:val="center"/>
             </w:pPr>
             <w:r>
@@ -763,10 +827,14 @@
               <w:right w:val="none"/>
             </w:tcBorders>
             <w:vAlign w:val="center"/>
-          </w:tcPr>
-          <w:p>
-            <w:pPr>
-              <w:spacing w:before="20" w:after="20"/>
+            <w:tcMar>
+              <w:top w:w="0" w:type="dxa"/>
+              <w:bottom w:w="0" w:type="dxa"/>
+            </w:tcMar>
+          </w:tcPr>
+          <w:p>
+            <w:pPr>
+              <w:spacing w:before="0" w:after="0" w:line="240" w:lineRule="auto"/>
               <w:jc w:val="center"/>
             </w:pPr>
             <w:r>
@@ -785,10 +853,14 @@
               <w:right w:val="none"/>
             </w:tcBorders>
             <w:vAlign w:val="center"/>
-          </w:tcPr>
-          <w:p>
-            <w:pPr>
-              <w:spacing w:before="20" w:after="20"/>
+            <w:tcMar>
+              <w:top w:w="0" w:type="dxa"/>
+              <w:bottom w:w="0" w:type="dxa"/>
+            </w:tcMar>
+          </w:tcPr>
+          <w:p>
+            <w:pPr>
+              <w:spacing w:before="0" w:after="0" w:line="240" w:lineRule="auto"/>
               <w:jc w:val="center"/>
             </w:pPr>
             <w:r>
@@ -807,10 +879,14 @@
               <w:right w:val="none"/>
             </w:tcBorders>
             <w:vAlign w:val="center"/>
-          </w:tcPr>
-          <w:p>
-            <w:pPr>
-              <w:spacing w:before="20" w:after="20"/>
+            <w:tcMar>
+              <w:top w:w="0" w:type="dxa"/>
+              <w:bottom w:w="0" w:type="dxa"/>
+            </w:tcMar>
+          </w:tcPr>
+          <w:p>
+            <w:pPr>
+              <w:spacing w:before="0" w:after="0" w:line="240" w:lineRule="auto"/>
               <w:jc w:val="center"/>
             </w:pPr>
             <w:r>
@@ -829,10 +905,14 @@
               <w:right w:val="none"/>
             </w:tcBorders>
             <w:vAlign w:val="center"/>
-          </w:tcPr>
-          <w:p>
-            <w:pPr>
-              <w:spacing w:before="20" w:after="20"/>
+            <w:tcMar>
+              <w:top w:w="0" w:type="dxa"/>
+              <w:bottom w:w="0" w:type="dxa"/>
+            </w:tcMar>
+          </w:tcPr>
+          <w:p>
+            <w:pPr>
+              <w:spacing w:before="0" w:after="0" w:line="240" w:lineRule="auto"/>
               <w:jc w:val="center"/>
             </w:pPr>
             <w:r>
@@ -851,10 +931,14 @@
               <w:right w:val="none"/>
             </w:tcBorders>
             <w:vAlign w:val="center"/>
-          </w:tcPr>
-          <w:p>
-            <w:pPr>
-              <w:spacing w:before="20" w:after="20"/>
+            <w:tcMar>
+              <w:top w:w="0" w:type="dxa"/>
+              <w:bottom w:w="0" w:type="dxa"/>
+            </w:tcMar>
+          </w:tcPr>
+          <w:p>
+            <w:pPr>
+              <w:spacing w:before="0" w:after="0" w:line="240" w:lineRule="auto"/>
               <w:jc w:val="center"/>
             </w:pPr>
             <w:r>
@@ -869,7 +953,7 @@
     </w:tbl>
     <w:tbl>
       <w:tblPr>
-        <w:tblpPr w:leftFromText="0" w:rightFromText="0" w:topFromText="0" w:bottomFromText="0" w:vertAnchor="margin" w:horzAnchor="margin" w:tblpXSpec="center" w:tblpYSpec="bottom"/>
+        <w:tblpPr w:leftFromText="0" w:rightFromText="0" w:topFromText="0" w:bottomFromText="0" w:vertAnchor="page" w:horzAnchor="margin" w:tblpXSpec="center" w:tblpY="14000"/>
         <w:tblW w:w="5000" w:type="pct"/>
         <w:tblBorders>
           <w:top w:val="none"/>
@@ -886,7 +970,8 @@
       </w:tblGrid>
       <w:tr>
         <w:trPr>
-          <w:trHeight w:val="420" w:hRule="atLeast"/>
+          <w:cantSplit/>
+          <w:trHeight w:val="740" w:hRule="atLeast"/>
         </w:trPr>
         <w:tc>
           <w:tcPr>
@@ -894,6 +979,8 @@
             <w:tcBorders>
               <w:left w:val="none"/>
               <w:right w:val="none"/>
+              <w:top w:val="none"/>
+              <w:bottom w:val="none"/>
             </w:tcBorders>
             <w:vAlign w:val="center"/>
           </w:tcPr>
@@ -901,20 +988,14 @@
             <w:pPr>
               <w:jc w:val="center"/>
               <w:spacing w:before="60" w:after="60"/>
+              <w:keepNext/>
             </w:pPr>
             <w:r>
               <w:rPr>
                 <w:sz w:val="16"/>
                 <w:rFonts w:ascii="맑은 고딕" w:hAnsi="맑은 고딕" w:eastAsia="맑은 고딕"/>
               </w:rPr>
-              <w:t xml:space="preserve">품질책임 수질분야 환경측정분석사       </w:t>
-            </w:r>
-            <w:r>
-              <w:rPr>
-                <w:sz w:val="16"/>
-                <w:rFonts w:ascii="맑은 고딕" w:hAnsi="맑은 고딕" w:eastAsia="맑은 고딕"/>
-              </w:rPr>
-              <w:t xml:space="preserve">{{품질책임자}}</w:t>
+              <w:t xml:space="preserve">{{시험성적서서명}}</w:t>
             </w:r>
             <w:r>
               <w:rPr>
@@ -926,29 +1007,15 @@
               <w:t xml:space="preserve">       (서명)</w:t>
             </w:r>
           </w:p>
-        </w:tc>
-      </w:tr>
-      <w:tr>
-        <w:trPr>
-          <w:trHeight w:val="320" w:hRule="atLeast"/>
-        </w:trPr>
-        <w:tc>
-          <w:tcPr>
-            <w:tcW w:w="10400" w:type="dxa"/>
-            <w:tcBorders>
-              <w:left w:val="none"/>
-              <w:right w:val="none"/>
-            </w:tcBorders>
-            <w:vAlign w:val="center"/>
-          </w:tcPr>
-          <w:p>
-            <w:pPr>
-              <w:spacing w:before="20" w:after="20"/>
-              <w:jc w:val="center"/>
+          <w:p>
+            <w:pPr>
+              <w:jc w:val="center"/>
+              <w:spacing w:before="60" w:after="0"/>
             </w:pPr>
             <w:r>
               <w:rPr>
                 <w:sz w:val="14"/>
+                <w:rFonts w:ascii="맑은 고딕" w:hAnsi="맑은 고딕" w:eastAsia="맑은 고딕"/>
               </w:rPr>
               <w:t xml:space="preserve">{{비고문구}}</w:t>
             </w:r>
@@ -957,10 +1024,10 @@
       </w:tr>
     </w:tbl>
     <w:sectPr>
-      <w:headerReference xmlns:r="http://schemas.openxmlformats.org/officeDocument/2006/relationships" w:type="default" r:id="R546e48e19dd6420d"/>
-      <w:footerReference xmlns:r="http://schemas.openxmlformats.org/officeDocument/2006/relationships" w:type="default" r:id="Rf320b89affed45da"/>
+      <w:headerReference xmlns:r="http://schemas.openxmlformats.org/officeDocument/2006/relationships" w:type="default" r:id="Rc349eeace38f4b50"/>
+      <w:footerReference xmlns:r="http://schemas.openxmlformats.org/officeDocument/2006/relationships" w:type="default" r:id="Rbf0b3430ee0b44f3"/>
       <w:pgSz w:w="11906" w:h="16838"/>
-      <w:pgMar w:top="720" w:right="720" w:bottom="2880" w:left="720" w:header="360" w:footer="1200" w:gutter="0"/>
+      <w:pgMar w:top="1134" w:right="720" w:bottom="1800" w:left="720" w:header="360" w:footer="720" w:gutter="0"/>
     </w:sectPr>
   </w:body>
 </w:document>
@@ -971,109 +1038,6 @@
   <w:p>
     <w:pPr>
       <w:jc w:val="center"/>
-      <w:spacing w:before="0" w:after="60"/>
-    </w:pPr>
-    <w:r>
-      <w:rPr>
-        <w:sz w:val="16"/>
-        <w:color w:val="555555"/>
-        <w:rFonts w:ascii="맑은 고딕" w:eastAsia="맑은 고딕" w:hAnsi="맑은 고딕"/>
-      </w:rPr>
-      <w:fldChar w:fldCharType="begin"/>
-    </w:r>
-    <w:r>
-      <w:rPr>
-        <w:sz w:val="16"/>
-        <w:color w:val="555555"/>
-      </w:rPr>
-      <w:instrText xml:space="preserve"> IF </w:instrText>
-    </w:r>
-    <w:r>
-      <w:rPr>
-        <w:sz w:val="16"/>
-      </w:rPr>
-      <w:fldChar w:fldCharType="begin"/>
-    </w:r>
-    <w:r>
-      <w:rPr>
-        <w:sz w:val="16"/>
-      </w:rPr>
-      <w:instrText xml:space="preserve"> NUMPAGES </w:instrText>
-    </w:r>
-    <w:r>
-      <w:rPr>
-        <w:sz w:val="16"/>
-      </w:rPr>
-      <w:fldChar w:fldCharType="end"/>
-    </w:r>
-    <w:r>
-      <w:rPr>
-        <w:sz w:val="16"/>
-        <w:color w:val="555555"/>
-      </w:rPr>
-      <w:instrText xml:space="preserve"> &gt; 1 "</w:instrText>
-    </w:r>
-    <w:r>
-      <w:rPr>
-        <w:sz w:val="16"/>
-      </w:rPr>
-      <w:fldChar w:fldCharType="begin"/>
-    </w:r>
-    <w:r>
-      <w:rPr>
-        <w:sz w:val="16"/>
-      </w:rPr>
-      <w:instrText xml:space="preserve"> PAGE </w:instrText>
-    </w:r>
-    <w:r>
-      <w:rPr>
-        <w:sz w:val="16"/>
-      </w:rPr>
-      <w:fldChar w:fldCharType="end"/>
-    </w:r>
-    <w:r>
-      <w:rPr>
-        <w:sz w:val="16"/>
-        <w:color w:val="555555"/>
-      </w:rPr>
-      <w:instrText>/</w:instrText>
-    </w:r>
-    <w:r>
-      <w:rPr>
-        <w:sz w:val="16"/>
-      </w:rPr>
-      <w:fldChar w:fldCharType="begin"/>
-    </w:r>
-    <w:r>
-      <w:rPr>
-        <w:sz w:val="16"/>
-      </w:rPr>
-      <w:instrText xml:space="preserve"> NUMPAGES </w:instrText>
-    </w:r>
-    <w:r>
-      <w:rPr>
-        <w:sz w:val="16"/>
-      </w:rPr>
-      <w:fldChar w:fldCharType="end"/>
-    </w:r>
-    <w:r>
-      <w:rPr>
-        <w:sz w:val="16"/>
-        <w:color w:val="555555"/>
-      </w:rPr>
-      <w:instrText xml:space="preserve">" ""</w:instrText>
-    </w:r>
-    <w:r>
-      <w:rPr>
-        <w:sz w:val="16"/>
-        <w:color w:val="555555"/>
-      </w:rPr>
-      <w:fldChar w:fldCharType="end"/>
-    </w:r>
-  </w:p>
-  <w:p>
-    <w:pPr>
-      <w:jc w:val="center"/>
       <w:spacing w:before="0" w:after="0" w:line="720" w:lineRule="atLeast"/>
     </w:pPr>
     <w:r>
@@ -1176,57 +1140,103 @@
 </file>
 
 <file path=word/header1.xml><?xml version="1.0" encoding="utf-8"?>
-<w:hdr xmlns:w="http://schemas.openxmlformats.org/wordprocessingml/2006/main" xmlns:r="http://schemas.openxmlformats.org/officeDocument/2006/relationships" xmlns:wp="http://schemas.openxmlformats.org/drawingml/2006/wordprocessingDrawing" xmlns:a="http://schemas.openxmlformats.org/drawingml/2006/main" xmlns:pic="http://schemas.openxmlformats.org/drawingml/2006/picture" xmlns:mc="http://schemas.openxmlformats.org/markup-compatibility/2006">
+<w:hdr xmlns:w="http://schemas.openxmlformats.org/wordprocessingml/2006/main">
   <w:p>
-    <w:r>
-      <w:rPr>
-        <w:noProof/>
-      </w:rPr>
-      <w:drawing>
-        <wp:anchor distT="0" distB="0" distL="0" distR="0" simplePos="0" relativeHeight="251658240" behindDoc="1" locked="0" layoutInCell="1" allowOverlap="1">
-          <wp:simplePos x="0" y="0"/>
-          <wp:positionH relativeFrom="page">
-            <wp:align>center</wp:align>
-          </wp:positionH>
-          <wp:positionV relativeFrom="page">
-            <wp:align>center</wp:align>
-          </wp:positionV>
-          <wp:extent cx="2197100" cy="1524000"/>
-          <wp:effectExtent l="0" t="0" r="0" b="0"/>
-          <wp:wrapNone/>
-          <wp:docPr id="1" name="WatermarkLogo"/>
-          <wp:cNvGraphicFramePr>
-            <a:graphicFrameLocks noChangeAspect="1"/>
-          </wp:cNvGraphicFramePr>
-          <a:graphic>
-            <a:graphicData uri="http://schemas.openxmlformats.org/drawingml/2006/picture">
-              <pic:pic>
-                <pic:nvPicPr>
-                  <pic:cNvPr id="1" name="renewus"/>
-                  <pic:cNvPicPr/>
-                </pic:nvPicPr>
-                <pic:blipFill>
-                  <a:blip r:embed="R080900a7315a4987">
-                    <a:alphaModFix amt="40000"/>
-                  </a:blip>
-                  <a:stretch>
-                    <a:fillRect/>
-                  </a:stretch>
-                </pic:blipFill>
-                <pic:spPr>
-                  <a:xfrm>
-                    <a:off x="0" y="0"/>
-                    <a:ext cx="2197100" cy="1524000"/>
-                  </a:xfrm>
-                  <a:prstGeom prst="rect">
-                    <a:avLst/>
-                  </a:prstGeom>
-                </pic:spPr>
-              </pic:pic>
-            </a:graphicData>
-          </a:graphic>
-        </wp:anchor>
-      </w:drawing>
+    <w:pPr>
+      <w:jc w:val="right"/>
+      <w:spacing w:before="0" w:after="0"/>
+    </w:pPr>
+    <w:r>
+      <w:rPr>
+        <w:sz w:val="16"/>
+        <w:color w:val="555555"/>
+        <w:rFonts w:ascii="맑은 고딕" w:eastAsia="맑은 고딕" w:hAnsi="맑은 고딕"/>
+      </w:rPr>
+      <w:t xml:space="preserve">성적서번호: {{성적서번호}}     (</w:t>
+    </w:r>
+    <w:r>
+      <w:rPr>
+        <w:sz w:val="16"/>
+        <w:color w:val="555555"/>
+      </w:rPr>
+      <w:fldChar w:fldCharType="begin"/>
+    </w:r>
+    <w:r>
+      <w:rPr>
+        <w:sz w:val="16"/>
+        <w:color w:val="555555"/>
+      </w:rPr>
+      <w:instrText xml:space="preserve"> PAGE </w:instrText>
+    </w:r>
+    <w:r>
+      <w:rPr>
+        <w:sz w:val="16"/>
+        <w:color w:val="555555"/>
+      </w:rPr>
+      <w:fldChar w:fldCharType="separate"/>
+    </w:r>
+    <w:r>
+      <w:rPr>
+        <w:sz w:val="16"/>
+        <w:color w:val="555555"/>
+      </w:rPr>
+      <w:t>1</w:t>
+    </w:r>
+    <w:r>
+      <w:rPr>
+        <w:sz w:val="16"/>
+        <w:color w:val="555555"/>
+      </w:rPr>
+      <w:fldChar w:fldCharType="end"/>
+    </w:r>
+    <w:r>
+      <w:rPr>
+        <w:sz w:val="16"/>
+        <w:color w:val="555555"/>
+      </w:rPr>
+      <w:t>/</w:t>
+    </w:r>
+    <w:r>
+      <w:rPr>
+        <w:sz w:val="16"/>
+        <w:color w:val="555555"/>
+      </w:rPr>
+      <w:fldChar w:fldCharType="begin"/>
+    </w:r>
+    <w:r>
+      <w:rPr>
+        <w:sz w:val="16"/>
+        <w:color w:val="555555"/>
+      </w:rPr>
+      <w:instrText xml:space="preserve"> NUMPAGES </w:instrText>
+    </w:r>
+    <w:r>
+      <w:rPr>
+        <w:sz w:val="16"/>
+        <w:color w:val="555555"/>
+      </w:rPr>
+      <w:fldChar w:fldCharType="separate"/>
+    </w:r>
+    <w:r>
+      <w:rPr>
+        <w:sz w:val="16"/>
+        <w:color w:val="555555"/>
+      </w:rPr>
+      <w:t>1</w:t>
+    </w:r>
+    <w:r>
+      <w:rPr>
+        <w:sz w:val="16"/>
+        <w:color w:val="555555"/>
+      </w:rPr>
+      <w:fldChar w:fldCharType="end"/>
+    </w:r>
+    <w:r>
+      <w:rPr>
+        <w:sz w:val="16"/>
+        <w:color w:val="555555"/>
+      </w:rPr>
+      <w:t>)</w:t>
     </w:r>
   </w:p>
 </w:hdr>
